--- a/templates/P3-0740.docx
+++ b/templates/P3-0740.docx
@@ -616,7 +616,7 @@
           <w:sz w:val="20"/>
           <w:szCs w:val="20"/>
         </w:rPr>
-        <w:t xml:space="preserve"> is pending in the Circuit Court for</w:t>
+        <w:t xml:space="preserve"> is pending in the Circuit Court for {court_county}</w:t>
       </w:r>
       <w:r>
         <w:rPr>
@@ -703,7 +703,7 @@
           <w:sz w:val="20"/>
           <w:szCs w:val="20"/>
         </w:rPr>
-        <w:t xml:space="preserve">ss of which is </w:t>
+        <w:t xml:space="preserve">ss of which is {court_address}.</w:t>
       </w:r>
       <w:r>
         <w:rPr>
